--- a/samples/05 Contoso_Strategic_Memo.docx
+++ b/samples/05 Contoso_Strategic_Memo.docx
@@ -12,7 +12,7 @@
     </w:p>
     <w:p>
       <w:r>
-        <w:t>Contoso Mining Services · Strategic Memo · Internal · 14 June 2026</w:t>
+        <w:t>Contoso Mining Services · Strategic Memo · Internal · 21 June 2026</w:t>
       </w:r>
     </w:p>
     <w:p/>
